--- a/实验二_软件架构设计与微服务拆分/D2-5_OpenAPI契约文档/examples/_说明.docx
+++ b/实验二_软件架构设计与微服务拆分/D2-5_OpenAPI契约文档/examples/_说明.docx
@@ -16,7 +16,7 @@
         <w:tc>
           <w:tcPr>
             <w:tcW w:type="dxa" w:w="1701"/>
-            <w:shd w:val="clear" w:color="auto" w:fill="EAF4EC"/>
+            <w:shd w:val="clear" w:color="auto" w:fill="EAF6EF"/>
             <w:tcBorders>
               <w:top w:val="single" w:sz="4" w:space="0" w:color="B8D8C2"/>
               <w:left w:val="single" w:sz="4" w:space="0" w:color="B8D8C2"/>
@@ -27,7 +27,7 @@
           </w:tcPr>
           <w:p>
             <w:pPr>
-              <w:spacing w:after="40"/>
+              <w:spacing w:after="20" w:line="259" w:lineRule="auto"/>
               <w:jc w:val="center"/>
             </w:pPr>
             <w:r>
@@ -44,7 +44,7 @@
         <w:tc>
           <w:tcPr>
             <w:tcW w:type="dxa" w:w="7370"/>
-            <w:shd w:val="clear" w:color="auto" w:fill="FFFFFF"/>
+            <w:shd w:val="clear" w:color="auto" w:fill="EAF6EF"/>
             <w:tcBorders>
               <w:top w:val="single" w:sz="4" w:space="0" w:color="D0D7D0"/>
               <w:left w:val="single" w:sz="4" w:space="0" w:color="D0D7D0"/>
@@ -55,7 +55,7 @@
           </w:tcPr>
           <w:p>
             <w:pPr>
-              <w:spacing w:after="40"/>
+              <w:spacing w:after="20" w:line="259" w:lineRule="auto"/>
             </w:pPr>
             <w:r>
               <w:rPr>
@@ -84,7 +84,7 @@
           </w:tcPr>
           <w:p>
             <w:pPr>
-              <w:spacing w:after="40"/>
+              <w:spacing w:after="20" w:line="259" w:lineRule="auto"/>
               <w:jc w:val="center"/>
             </w:pPr>
             <w:r>
@@ -112,7 +112,7 @@
           </w:tcPr>
           <w:p>
             <w:pPr>
-              <w:spacing w:after="40"/>
+              <w:spacing w:after="20" w:line="259" w:lineRule="auto"/>
             </w:pPr>
             <w:r>
               <w:rPr>
@@ -141,7 +141,7 @@
           </w:tcPr>
           <w:p>
             <w:pPr>
-              <w:spacing w:after="40"/>
+              <w:spacing w:after="20" w:line="259" w:lineRule="auto"/>
               <w:jc w:val="center"/>
             </w:pPr>
             <w:r>
@@ -169,7 +169,7 @@
           </w:tcPr>
           <w:p>
             <w:pPr>
-              <w:spacing w:after="40"/>
+              <w:spacing w:after="20" w:line="259" w:lineRule="auto"/>
             </w:pPr>
             <w:r>
               <w:rPr>
@@ -198,7 +198,7 @@
           </w:tcPr>
           <w:p>
             <w:pPr>
-              <w:spacing w:after="40"/>
+              <w:spacing w:after="20" w:line="259" w:lineRule="auto"/>
               <w:jc w:val="center"/>
             </w:pPr>
             <w:r>
@@ -225,7 +225,14 @@
             <w:vAlign w:val="center"/>
           </w:tcPr>
           <w:p>
+            <w:pPr>
+              <w:spacing w:line="259" w:lineRule="auto" w:after="20"/>
+            </w:pPr>
             <w:r>
+              <w:rPr>
+                <w:rFonts w:ascii="Microsoft YaHei" w:hAnsi="Microsoft YaHei" w:eastAsia="Microsoft YaHei"/>
+                <w:sz w:val="18"/>
+              </w:rPr>
               <w:t>戴正宇</w:t>
             </w:r>
           </w:p>
@@ -246,7 +253,7 @@
           </w:tcPr>
           <w:p>
             <w:pPr>
-              <w:spacing w:after="40"/>
+              <w:spacing w:after="20" w:line="259" w:lineRule="auto"/>
               <w:jc w:val="center"/>
             </w:pPr>
             <w:r>
@@ -273,18 +280,29 @@
             <w:vAlign w:val="center"/>
           </w:tcPr>
           <w:p>
+            <w:pPr>
+              <w:spacing w:line="259" w:lineRule="auto" w:after="20"/>
+            </w:pPr>
             <w:r>
+              <w:rPr>
+                <w:rFonts w:ascii="Microsoft YaHei" w:hAnsi="Microsoft YaHei" w:eastAsia="Microsoft YaHei"/>
+                <w:sz w:val="18"/>
+              </w:rPr>
               <w:t>2026-05-14</w:t>
             </w:r>
           </w:p>
         </w:tc>
       </w:tr>
     </w:tbl>
-    <w:p/>
+    <w:p>
+      <w:pPr>
+        <w:spacing w:line="269" w:lineRule="auto" w:after="60"/>
+      </w:pPr>
+    </w:p>
     <w:p>
       <w:pPr>
         <w:keepNext/>
-        <w:spacing w:before="280" w:after="120"/>
+        <w:spacing w:before="280" w:after="60" w:line="269" w:lineRule="auto"/>
         <w:pBdr>
           <w:bottom w:val="single" w:sz="8" w:space="4" w:color="1A7A3D"/>
         </w:pBdr>
@@ -301,59 +319,786 @@
     </w:p>
     <w:p>
       <w:pPr>
-        <w:spacing w:after="40" w:line="348" w:lineRule="auto"/>
+        <w:spacing w:after="60" w:line="269" w:lineRule="auto"/>
         <w:ind w:left="340"/>
       </w:pPr>
       <w:r>
         <w:rPr>
           <w:rFonts w:ascii="Microsoft YaHei" w:hAnsi="Microsoft YaHei" w:eastAsia="Microsoft YaHei"/>
-          <w:b/>
-          <w:color w:val="1A7A3D"/>
           <w:sz w:val="21"/>
         </w:rPr>
-        <w:t xml:space="preserve">• </w:t>
-      </w:r>
-      <w:r>
-        <w:rPr>
-          <w:rFonts w:ascii="Microsoft YaHei" w:hAnsi="Microsoft YaHei" w:eastAsia="Microsoft YaHei"/>
-          <w:b w:val="0"/>
-          <w:color w:val="2B2B2B"/>
-          <w:sz w:val="21"/>
-        </w:rPr>
-        <w:t>建议每个 endpoint 配一对 .json 文件</w:t>
+        <w:t>• 示例覆盖核心写接口、查询接口、隐私授权和统一错误响应，可直接作为接口评审与联调输入。</w:t>
       </w:r>
     </w:p>
     <w:tbl>
       <w:tblPr>
+        <w:tblStyle w:val="TableGrid"/>
         <w:tblW w:type="auto" w:w="0"/>
         <w:jc w:val="center"/>
         <w:tblLook w:firstColumn="1" w:firstRow="1" w:lastColumn="0" w:lastRow="0" w:noHBand="0" w:noVBand="1" w:val="04A0"/>
       </w:tblPr>
       <w:tblGrid>
-        <w:gridCol w:w="9746"/>
+        <w:gridCol w:w="2436"/>
+        <w:gridCol w:w="2436"/>
+        <w:gridCol w:w="2436"/>
+        <w:gridCol w:w="2436"/>
       </w:tblGrid>
       <w:tr>
         <w:tc>
           <w:tcPr>
-            <w:tcW w:type="dxa" w:w="9746"/>
-            <w:shd w:val="clear" w:color="auto" w:fill="FBFDFB"/>
-            <w:tcBorders>
-              <w:top w:val="single" w:sz="4" w:space="0" w:color="B8D8C2"/>
-              <w:left w:val="single" w:sz="4" w:space="0" w:color="B8D8C2"/>
-              <w:bottom w:val="single" w:sz="4" w:space="0" w:color="B8D8C2"/>
-              <w:right w:val="single" w:sz="4" w:space="0" w:color="B8D8C2"/>
-            </w:tcBorders>
-            <w:vAlign w:val="top"/>
+            <w:tcW w:type="dxa" w:w="2436"/>
+            <w:vAlign w:val="center"/>
+            <w:shd w:fill="EAF6EF"/>
           </w:tcPr>
           <w:p>
+            <w:pPr>
+              <w:spacing w:line="259" w:lineRule="auto" w:after="20"/>
+              <w:jc w:val="left"/>
+            </w:pPr>
             <w:r>
-              <w:t>示例文件包括 create-reservation-request.json 与 member-consent-request.json，可用于 Swagger UI 或 Postman 调试。</w:t>
+              <w:rPr>
+                <w:rFonts w:ascii="Microsoft YaHei" w:hAnsi="Microsoft YaHei" w:eastAsia="Microsoft YaHei"/>
+                <w:sz w:val="18"/>
+              </w:rPr>
+            </w:r>
+            <w:r>
+              <w:rPr>
+                <w:rFonts w:ascii="Microsoft YaHei" w:hAnsi="Microsoft YaHei" w:eastAsia="Microsoft YaHei"/>
+                <w:b/>
+                <w:color w:val="096841"/>
+                <w:sz w:val="18"/>
+              </w:rPr>
+              <w:t>示例文件</w:t>
+            </w:r>
+          </w:p>
+        </w:tc>
+        <w:tc>
+          <w:tcPr>
+            <w:tcW w:type="dxa" w:w="2436"/>
+            <w:vAlign w:val="center"/>
+            <w:shd w:fill="EAF6EF"/>
+          </w:tcPr>
+          <w:p>
+            <w:pPr>
+              <w:spacing w:line="259" w:lineRule="auto" w:after="20"/>
+              <w:jc w:val="left"/>
+            </w:pPr>
+            <w:r>
+              <w:rPr>
+                <w:rFonts w:ascii="Microsoft YaHei" w:hAnsi="Microsoft YaHei" w:eastAsia="Microsoft YaHei"/>
+                <w:sz w:val="18"/>
+              </w:rPr>
+            </w:r>
+            <w:r>
+              <w:rPr>
+                <w:rFonts w:ascii="Microsoft YaHei" w:hAnsi="Microsoft YaHei" w:eastAsia="Microsoft YaHei"/>
+                <w:b/>
+                <w:color w:val="096841"/>
+                <w:sz w:val="18"/>
+              </w:rPr>
+              <w:t>对应端点</w:t>
+            </w:r>
+          </w:p>
+        </w:tc>
+        <w:tc>
+          <w:tcPr>
+            <w:tcW w:type="dxa" w:w="2436"/>
+            <w:vAlign w:val="center"/>
+            <w:shd w:fill="EAF6EF"/>
+          </w:tcPr>
+          <w:p>
+            <w:pPr>
+              <w:spacing w:line="259" w:lineRule="auto" w:after="20"/>
+              <w:jc w:val="left"/>
+            </w:pPr>
+            <w:r>
+              <w:rPr>
+                <w:rFonts w:ascii="Microsoft YaHei" w:hAnsi="Microsoft YaHei" w:eastAsia="Microsoft YaHei"/>
+                <w:sz w:val="18"/>
+              </w:rPr>
+            </w:r>
+            <w:r>
+              <w:rPr>
+                <w:rFonts w:ascii="Microsoft YaHei" w:hAnsi="Microsoft YaHei" w:eastAsia="Microsoft YaHei"/>
+                <w:b/>
+                <w:color w:val="096841"/>
+                <w:sz w:val="18"/>
+              </w:rPr>
+              <w:t>用途</w:t>
+            </w:r>
+          </w:p>
+        </w:tc>
+        <w:tc>
+          <w:tcPr>
+            <w:tcW w:type="dxa" w:w="2436"/>
+            <w:vAlign w:val="center"/>
+            <w:shd w:fill="EAF6EF"/>
+          </w:tcPr>
+          <w:p>
+            <w:pPr>
+              <w:spacing w:line="259" w:lineRule="auto" w:after="20"/>
+              <w:jc w:val="left"/>
+            </w:pPr>
+            <w:r>
+              <w:rPr>
+                <w:rFonts w:ascii="Microsoft YaHei" w:hAnsi="Microsoft YaHei" w:eastAsia="Microsoft YaHei"/>
+                <w:sz w:val="18"/>
+              </w:rPr>
+            </w:r>
+            <w:r>
+              <w:rPr>
+                <w:rFonts w:ascii="Microsoft YaHei" w:hAnsi="Microsoft YaHei" w:eastAsia="Microsoft YaHei"/>
+                <w:b/>
+                <w:color w:val="096841"/>
+                <w:sz w:val="18"/>
+              </w:rPr>
+              <w:t>关键字段</w:t>
+            </w:r>
+          </w:p>
+        </w:tc>
+      </w:tr>
+      <w:tr>
+        <w:tc>
+          <w:tcPr>
+            <w:tcW w:type="dxa" w:w="2436"/>
+            <w:vAlign w:val="center"/>
+          </w:tcPr>
+          <w:p>
+            <w:pPr>
+              <w:spacing w:line="259" w:lineRule="auto" w:after="20"/>
+              <w:jc w:val="left"/>
+            </w:pPr>
+            <w:r>
+              <w:rPr>
+                <w:rFonts w:ascii="Microsoft YaHei" w:hAnsi="Microsoft YaHei" w:eastAsia="Microsoft YaHei"/>
+                <w:sz w:val="18"/>
+              </w:rPr>
+            </w:r>
+            <w:r>
+              <w:rPr>
+                <w:rFonts w:ascii="Microsoft YaHei" w:hAnsi="Microsoft YaHei" w:eastAsia="Microsoft YaHei"/>
+                <w:b w:val="0"/>
+                <w:sz w:val="18"/>
+              </w:rPr>
+              <w:t>create-reservation-request.json</w:t>
+            </w:r>
+          </w:p>
+        </w:tc>
+        <w:tc>
+          <w:tcPr>
+            <w:tcW w:type="dxa" w:w="2436"/>
+            <w:vAlign w:val="center"/>
+          </w:tcPr>
+          <w:p>
+            <w:pPr>
+              <w:spacing w:line="259" w:lineRule="auto" w:after="20"/>
+              <w:jc w:val="left"/>
+            </w:pPr>
+            <w:r>
+              <w:rPr>
+                <w:rFonts w:ascii="Microsoft YaHei" w:hAnsi="Microsoft YaHei" w:eastAsia="Microsoft YaHei"/>
+                <w:sz w:val="18"/>
+              </w:rPr>
+            </w:r>
+            <w:r>
+              <w:rPr>
+                <w:rFonts w:ascii="Microsoft YaHei" w:hAnsi="Microsoft YaHei" w:eastAsia="Microsoft YaHei"/>
+                <w:b w:val="0"/>
+                <w:sz w:val="18"/>
+              </w:rPr>
+              <w:t>POST /reservations</w:t>
+            </w:r>
+          </w:p>
+        </w:tc>
+        <w:tc>
+          <w:tcPr>
+            <w:tcW w:type="dxa" w:w="2436"/>
+            <w:vAlign w:val="center"/>
+          </w:tcPr>
+          <w:p>
+            <w:pPr>
+              <w:spacing w:line="259" w:lineRule="auto" w:after="20"/>
+              <w:jc w:val="left"/>
+            </w:pPr>
+            <w:r>
+              <w:rPr>
+                <w:rFonts w:ascii="Microsoft YaHei" w:hAnsi="Microsoft YaHei" w:eastAsia="Microsoft YaHei"/>
+                <w:sz w:val="18"/>
+              </w:rPr>
+            </w:r>
+            <w:r>
+              <w:rPr>
+                <w:rFonts w:ascii="Microsoft YaHei" w:hAnsi="Microsoft YaHei" w:eastAsia="Microsoft YaHei"/>
+                <w:b w:val="0"/>
+                <w:sz w:val="18"/>
+              </w:rPr>
+              <w:t>演示顾客创建预约时的最小有效请求。</w:t>
+            </w:r>
+          </w:p>
+        </w:tc>
+        <w:tc>
+          <w:tcPr>
+            <w:tcW w:type="dxa" w:w="2436"/>
+            <w:vAlign w:val="center"/>
+          </w:tcPr>
+          <w:p>
+            <w:pPr>
+              <w:spacing w:line="259" w:lineRule="auto" w:after="20"/>
+              <w:jc w:val="left"/>
+            </w:pPr>
+            <w:r>
+              <w:rPr>
+                <w:rFonts w:ascii="Microsoft YaHei" w:hAnsi="Microsoft YaHei" w:eastAsia="Microsoft YaHei"/>
+                <w:sz w:val="18"/>
+              </w:rPr>
+            </w:r>
+            <w:r>
+              <w:rPr>
+                <w:rFonts w:ascii="Microsoft YaHei" w:hAnsi="Microsoft YaHei" w:eastAsia="Microsoft YaHei"/>
+                <w:b w:val="0"/>
+                <w:sz w:val="18"/>
+              </w:rPr>
+              <w:t>memberId、storeId、tableId、timeSlot、partySize、specialRequest</w:t>
+            </w:r>
+          </w:p>
+        </w:tc>
+      </w:tr>
+      <w:tr>
+        <w:tc>
+          <w:tcPr>
+            <w:tcW w:type="dxa" w:w="2436"/>
+            <w:vAlign w:val="center"/>
+          </w:tcPr>
+          <w:p>
+            <w:pPr>
+              <w:spacing w:line="259" w:lineRule="auto" w:after="20"/>
+              <w:jc w:val="left"/>
+            </w:pPr>
+            <w:r>
+              <w:rPr>
+                <w:rFonts w:ascii="Microsoft YaHei" w:hAnsi="Microsoft YaHei" w:eastAsia="Microsoft YaHei"/>
+                <w:sz w:val="18"/>
+              </w:rPr>
+            </w:r>
+            <w:r>
+              <w:rPr>
+                <w:rFonts w:ascii="Microsoft YaHei" w:hAnsi="Microsoft YaHei" w:eastAsia="Microsoft YaHei"/>
+                <w:b w:val="0"/>
+                <w:sz w:val="18"/>
+              </w:rPr>
+              <w:t>create-reservation-response.json</w:t>
+            </w:r>
+          </w:p>
+        </w:tc>
+        <w:tc>
+          <w:tcPr>
+            <w:tcW w:type="dxa" w:w="2436"/>
+            <w:vAlign w:val="center"/>
+          </w:tcPr>
+          <w:p>
+            <w:pPr>
+              <w:spacing w:line="259" w:lineRule="auto" w:after="20"/>
+              <w:jc w:val="left"/>
+            </w:pPr>
+            <w:r>
+              <w:rPr>
+                <w:rFonts w:ascii="Microsoft YaHei" w:hAnsi="Microsoft YaHei" w:eastAsia="Microsoft YaHei"/>
+                <w:sz w:val="18"/>
+              </w:rPr>
+            </w:r>
+            <w:r>
+              <w:rPr>
+                <w:rFonts w:ascii="Microsoft YaHei" w:hAnsi="Microsoft YaHei" w:eastAsia="Microsoft YaHei"/>
+                <w:b w:val="0"/>
+                <w:sz w:val="18"/>
+              </w:rPr>
+              <w:t>POST /reservations</w:t>
+            </w:r>
+          </w:p>
+        </w:tc>
+        <w:tc>
+          <w:tcPr>
+            <w:tcW w:type="dxa" w:w="2436"/>
+            <w:vAlign w:val="center"/>
+          </w:tcPr>
+          <w:p>
+            <w:pPr>
+              <w:spacing w:line="259" w:lineRule="auto" w:after="20"/>
+              <w:jc w:val="left"/>
+            </w:pPr>
+            <w:r>
+              <w:rPr>
+                <w:rFonts w:ascii="Microsoft YaHei" w:hAnsi="Microsoft YaHei" w:eastAsia="Microsoft YaHei"/>
+                <w:sz w:val="18"/>
+              </w:rPr>
+            </w:r>
+            <w:r>
+              <w:rPr>
+                <w:rFonts w:ascii="Microsoft YaHei" w:hAnsi="Microsoft YaHei" w:eastAsia="Microsoft YaHei"/>
+                <w:b w:val="0"/>
+                <w:sz w:val="18"/>
+              </w:rPr>
+              <w:t>演示创建成功后的预约状态与押金状态。</w:t>
+            </w:r>
+          </w:p>
+        </w:tc>
+        <w:tc>
+          <w:tcPr>
+            <w:tcW w:type="dxa" w:w="2436"/>
+            <w:vAlign w:val="center"/>
+          </w:tcPr>
+          <w:p>
+            <w:pPr>
+              <w:spacing w:line="259" w:lineRule="auto" w:after="20"/>
+              <w:jc w:val="left"/>
+            </w:pPr>
+            <w:r>
+              <w:rPr>
+                <w:rFonts w:ascii="Microsoft YaHei" w:hAnsi="Microsoft YaHei" w:eastAsia="Microsoft YaHei"/>
+                <w:sz w:val="18"/>
+              </w:rPr>
+            </w:r>
+            <w:r>
+              <w:rPr>
+                <w:rFonts w:ascii="Microsoft YaHei" w:hAnsi="Microsoft YaHei" w:eastAsia="Microsoft YaHei"/>
+                <w:b w:val="0"/>
+                <w:sz w:val="18"/>
+              </w:rPr>
+              <w:t>id、depositStatus、status、traceId</w:t>
+            </w:r>
+          </w:p>
+        </w:tc>
+      </w:tr>
+      <w:tr>
+        <w:tc>
+          <w:tcPr>
+            <w:tcW w:type="dxa" w:w="2436"/>
+            <w:vAlign w:val="center"/>
+          </w:tcPr>
+          <w:p>
+            <w:pPr>
+              <w:spacing w:line="259" w:lineRule="auto" w:after="20"/>
+              <w:jc w:val="left"/>
+            </w:pPr>
+            <w:r>
+              <w:rPr>
+                <w:rFonts w:ascii="Microsoft YaHei" w:hAnsi="Microsoft YaHei" w:eastAsia="Microsoft YaHei"/>
+                <w:sz w:val="18"/>
+              </w:rPr>
+            </w:r>
+            <w:r>
+              <w:rPr>
+                <w:rFonts w:ascii="Microsoft YaHei" w:hAnsi="Microsoft YaHei" w:eastAsia="Microsoft YaHei"/>
+                <w:b w:val="0"/>
+                <w:sz w:val="18"/>
+              </w:rPr>
+              <w:t>availability-response.json</w:t>
+            </w:r>
+          </w:p>
+        </w:tc>
+        <w:tc>
+          <w:tcPr>
+            <w:tcW w:type="dxa" w:w="2436"/>
+            <w:vAlign w:val="center"/>
+          </w:tcPr>
+          <w:p>
+            <w:pPr>
+              <w:spacing w:line="259" w:lineRule="auto" w:after="20"/>
+              <w:jc w:val="left"/>
+            </w:pPr>
+            <w:r>
+              <w:rPr>
+                <w:rFonts w:ascii="Microsoft YaHei" w:hAnsi="Microsoft YaHei" w:eastAsia="Microsoft YaHei"/>
+                <w:sz w:val="18"/>
+              </w:rPr>
+            </w:r>
+            <w:r>
+              <w:rPr>
+                <w:rFonts w:ascii="Microsoft YaHei" w:hAnsi="Microsoft YaHei" w:eastAsia="Microsoft YaHei"/>
+                <w:b w:val="0"/>
+                <w:sz w:val="18"/>
+              </w:rPr>
+              <w:t>GET /availability</w:t>
+            </w:r>
+          </w:p>
+        </w:tc>
+        <w:tc>
+          <w:tcPr>
+            <w:tcW w:type="dxa" w:w="2436"/>
+            <w:vAlign w:val="center"/>
+          </w:tcPr>
+          <w:p>
+            <w:pPr>
+              <w:spacing w:line="259" w:lineRule="auto" w:after="20"/>
+              <w:jc w:val="left"/>
+            </w:pPr>
+            <w:r>
+              <w:rPr>
+                <w:rFonts w:ascii="Microsoft YaHei" w:hAnsi="Microsoft YaHei" w:eastAsia="Microsoft YaHei"/>
+                <w:sz w:val="18"/>
+              </w:rPr>
+            </w:r>
+            <w:r>
+              <w:rPr>
+                <w:rFonts w:ascii="Microsoft YaHei" w:hAnsi="Microsoft YaHei" w:eastAsia="Microsoft YaHei"/>
+                <w:b w:val="0"/>
+                <w:sz w:val="18"/>
+              </w:rPr>
+              <w:t>演示可预约桌位列表返回结构。</w:t>
+            </w:r>
+          </w:p>
+        </w:tc>
+        <w:tc>
+          <w:tcPr>
+            <w:tcW w:type="dxa" w:w="2436"/>
+            <w:vAlign w:val="center"/>
+          </w:tcPr>
+          <w:p>
+            <w:pPr>
+              <w:spacing w:line="259" w:lineRule="auto" w:after="20"/>
+              <w:jc w:val="left"/>
+            </w:pPr>
+            <w:r>
+              <w:rPr>
+                <w:rFonts w:ascii="Microsoft YaHei" w:hAnsi="Microsoft YaHei" w:eastAsia="Microsoft YaHei"/>
+                <w:sz w:val="18"/>
+              </w:rPr>
+            </w:r>
+            <w:r>
+              <w:rPr>
+                <w:rFonts w:ascii="Microsoft YaHei" w:hAnsi="Microsoft YaHei" w:eastAsia="Microsoft YaHei"/>
+                <w:b w:val="0"/>
+                <w:sz w:val="18"/>
+              </w:rPr>
+              <w:t>tableId、timeSlot、capacity、remaining、catAvailable</w:t>
+            </w:r>
+          </w:p>
+        </w:tc>
+      </w:tr>
+      <w:tr>
+        <w:tc>
+          <w:tcPr>
+            <w:tcW w:type="dxa" w:w="2436"/>
+            <w:vAlign w:val="center"/>
+          </w:tcPr>
+          <w:p>
+            <w:pPr>
+              <w:spacing w:line="259" w:lineRule="auto" w:after="20"/>
+              <w:jc w:val="left"/>
+            </w:pPr>
+            <w:r>
+              <w:rPr>
+                <w:rFonts w:ascii="Microsoft YaHei" w:hAnsi="Microsoft YaHei" w:eastAsia="Microsoft YaHei"/>
+                <w:sz w:val="18"/>
+              </w:rPr>
+            </w:r>
+            <w:r>
+              <w:rPr>
+                <w:rFonts w:ascii="Microsoft YaHei" w:hAnsi="Microsoft YaHei" w:eastAsia="Microsoft YaHei"/>
+                <w:b w:val="0"/>
+                <w:sz w:val="18"/>
+              </w:rPr>
+              <w:t>member-consent-request.json</w:t>
+            </w:r>
+          </w:p>
+        </w:tc>
+        <w:tc>
+          <w:tcPr>
+            <w:tcW w:type="dxa" w:w="2436"/>
+            <w:vAlign w:val="center"/>
+          </w:tcPr>
+          <w:p>
+            <w:pPr>
+              <w:spacing w:line="259" w:lineRule="auto" w:after="20"/>
+              <w:jc w:val="left"/>
+            </w:pPr>
+            <w:r>
+              <w:rPr>
+                <w:rFonts w:ascii="Microsoft YaHei" w:hAnsi="Microsoft YaHei" w:eastAsia="Microsoft YaHei"/>
+                <w:sz w:val="18"/>
+              </w:rPr>
+            </w:r>
+            <w:r>
+              <w:rPr>
+                <w:rFonts w:ascii="Microsoft YaHei" w:hAnsi="Microsoft YaHei" w:eastAsia="Microsoft YaHei"/>
+                <w:b w:val="0"/>
+                <w:sz w:val="18"/>
+              </w:rPr>
+              <w:t>PUT /members/me/consents</w:t>
+            </w:r>
+          </w:p>
+        </w:tc>
+        <w:tc>
+          <w:tcPr>
+            <w:tcW w:type="dxa" w:w="2436"/>
+            <w:vAlign w:val="center"/>
+          </w:tcPr>
+          <w:p>
+            <w:pPr>
+              <w:spacing w:line="259" w:lineRule="auto" w:after="20"/>
+              <w:jc w:val="left"/>
+            </w:pPr>
+            <w:r>
+              <w:rPr>
+                <w:rFonts w:ascii="Microsoft YaHei" w:hAnsi="Microsoft YaHei" w:eastAsia="Microsoft YaHei"/>
+                <w:sz w:val="18"/>
+              </w:rPr>
+            </w:r>
+            <w:r>
+              <w:rPr>
+                <w:rFonts w:ascii="Microsoft YaHei" w:hAnsi="Microsoft YaHei" w:eastAsia="Microsoft YaHei"/>
+                <w:b w:val="0"/>
+                <w:sz w:val="18"/>
+              </w:rPr>
+              <w:t>演示会员撤回营销授权。</w:t>
+            </w:r>
+          </w:p>
+        </w:tc>
+        <w:tc>
+          <w:tcPr>
+            <w:tcW w:type="dxa" w:w="2436"/>
+            <w:vAlign w:val="center"/>
+          </w:tcPr>
+          <w:p>
+            <w:pPr>
+              <w:spacing w:line="259" w:lineRule="auto" w:after="20"/>
+              <w:jc w:val="left"/>
+            </w:pPr>
+            <w:r>
+              <w:rPr>
+                <w:rFonts w:ascii="Microsoft YaHei" w:hAnsi="Microsoft YaHei" w:eastAsia="Microsoft YaHei"/>
+                <w:sz w:val="18"/>
+              </w:rPr>
+            </w:r>
+            <w:r>
+              <w:rPr>
+                <w:rFonts w:ascii="Microsoft YaHei" w:hAnsi="Microsoft YaHei" w:eastAsia="Microsoft YaHei"/>
+                <w:b w:val="0"/>
+                <w:sz w:val="18"/>
+              </w:rPr>
+              <w:t>type、granted、policyVersion</w:t>
+            </w:r>
+          </w:p>
+        </w:tc>
+      </w:tr>
+      <w:tr>
+        <w:tc>
+          <w:tcPr>
+            <w:tcW w:type="dxa" w:w="2436"/>
+            <w:vAlign w:val="center"/>
+          </w:tcPr>
+          <w:p>
+            <w:pPr>
+              <w:spacing w:line="259" w:lineRule="auto" w:after="20"/>
+              <w:jc w:val="left"/>
+            </w:pPr>
+            <w:r>
+              <w:rPr>
+                <w:rFonts w:ascii="Microsoft YaHei" w:hAnsi="Microsoft YaHei" w:eastAsia="Microsoft YaHei"/>
+                <w:sz w:val="18"/>
+              </w:rPr>
+            </w:r>
+            <w:r>
+              <w:rPr>
+                <w:rFonts w:ascii="Microsoft YaHei" w:hAnsi="Microsoft YaHei" w:eastAsia="Microsoft YaHei"/>
+                <w:b w:val="0"/>
+                <w:sz w:val="18"/>
+              </w:rPr>
+              <w:t>member-profile-response.json</w:t>
+            </w:r>
+          </w:p>
+        </w:tc>
+        <w:tc>
+          <w:tcPr>
+            <w:tcW w:type="dxa" w:w="2436"/>
+            <w:vAlign w:val="center"/>
+          </w:tcPr>
+          <w:p>
+            <w:pPr>
+              <w:spacing w:line="259" w:lineRule="auto" w:after="20"/>
+              <w:jc w:val="left"/>
+            </w:pPr>
+            <w:r>
+              <w:rPr>
+                <w:rFonts w:ascii="Microsoft YaHei" w:hAnsi="Microsoft YaHei" w:eastAsia="Microsoft YaHei"/>
+                <w:sz w:val="18"/>
+              </w:rPr>
+            </w:r>
+            <w:r>
+              <w:rPr>
+                <w:rFonts w:ascii="Microsoft YaHei" w:hAnsi="Microsoft YaHei" w:eastAsia="Microsoft YaHei"/>
+                <w:b w:val="0"/>
+                <w:sz w:val="18"/>
+              </w:rPr>
+              <w:t>GET /members/me</w:t>
+            </w:r>
+          </w:p>
+        </w:tc>
+        <w:tc>
+          <w:tcPr>
+            <w:tcW w:type="dxa" w:w="2436"/>
+            <w:vAlign w:val="center"/>
+          </w:tcPr>
+          <w:p>
+            <w:pPr>
+              <w:spacing w:line="259" w:lineRule="auto" w:after="20"/>
+              <w:jc w:val="left"/>
+            </w:pPr>
+            <w:r>
+              <w:rPr>
+                <w:rFonts w:ascii="Microsoft YaHei" w:hAnsi="Microsoft YaHei" w:eastAsia="Microsoft YaHei"/>
+                <w:sz w:val="18"/>
+              </w:rPr>
+            </w:r>
+            <w:r>
+              <w:rPr>
+                <w:rFonts w:ascii="Microsoft YaHei" w:hAnsi="Microsoft YaHei" w:eastAsia="Microsoft YaHei"/>
+                <w:b w:val="0"/>
+                <w:sz w:val="18"/>
+              </w:rPr>
+              <w:t>演示脱敏会员资料返回。</w:t>
+            </w:r>
+          </w:p>
+        </w:tc>
+        <w:tc>
+          <w:tcPr>
+            <w:tcW w:type="dxa" w:w="2436"/>
+            <w:vAlign w:val="center"/>
+          </w:tcPr>
+          <w:p>
+            <w:pPr>
+              <w:spacing w:line="259" w:lineRule="auto" w:after="20"/>
+              <w:jc w:val="left"/>
+            </w:pPr>
+            <w:r>
+              <w:rPr>
+                <w:rFonts w:ascii="Microsoft YaHei" w:hAnsi="Microsoft YaHei" w:eastAsia="Microsoft YaHei"/>
+                <w:sz w:val="18"/>
+              </w:rPr>
+            </w:r>
+            <w:r>
+              <w:rPr>
+                <w:rFonts w:ascii="Microsoft YaHei" w:hAnsi="Microsoft YaHei" w:eastAsia="Microsoft YaHei"/>
+                <w:b w:val="0"/>
+                <w:sz w:val="18"/>
+              </w:rPr>
+              <w:t>phoneMasked、level、points、preferenceTags</w:t>
+            </w:r>
+          </w:p>
+        </w:tc>
+      </w:tr>
+      <w:tr>
+        <w:tc>
+          <w:tcPr>
+            <w:tcW w:type="dxa" w:w="2436"/>
+            <w:vAlign w:val="center"/>
+          </w:tcPr>
+          <w:p>
+            <w:pPr>
+              <w:spacing w:line="259" w:lineRule="auto" w:after="20"/>
+              <w:jc w:val="left"/>
+            </w:pPr>
+            <w:r>
+              <w:rPr>
+                <w:rFonts w:ascii="Microsoft YaHei" w:hAnsi="Microsoft YaHei" w:eastAsia="Microsoft YaHei"/>
+                <w:sz w:val="18"/>
+              </w:rPr>
+            </w:r>
+            <w:r>
+              <w:rPr>
+                <w:rFonts w:ascii="Microsoft YaHei" w:hAnsi="Microsoft YaHei" w:eastAsia="Microsoft YaHei"/>
+                <w:b w:val="0"/>
+                <w:sz w:val="18"/>
+              </w:rPr>
+              <w:t>error-response-409.json</w:t>
+            </w:r>
+          </w:p>
+        </w:tc>
+        <w:tc>
+          <w:tcPr>
+            <w:tcW w:type="dxa" w:w="2436"/>
+            <w:vAlign w:val="center"/>
+          </w:tcPr>
+          <w:p>
+            <w:pPr>
+              <w:spacing w:line="259" w:lineRule="auto" w:after="20"/>
+              <w:jc w:val="left"/>
+            </w:pPr>
+            <w:r>
+              <w:rPr>
+                <w:rFonts w:ascii="Microsoft YaHei" w:hAnsi="Microsoft YaHei" w:eastAsia="Microsoft YaHei"/>
+                <w:sz w:val="18"/>
+              </w:rPr>
+            </w:r>
+            <w:r>
+              <w:rPr>
+                <w:rFonts w:ascii="Microsoft YaHei" w:hAnsi="Microsoft YaHei" w:eastAsia="Microsoft YaHei"/>
+                <w:b w:val="0"/>
+                <w:sz w:val="18"/>
+              </w:rPr>
+              <w:t>409 Conflict</w:t>
+            </w:r>
+          </w:p>
+        </w:tc>
+        <w:tc>
+          <w:tcPr>
+            <w:tcW w:type="dxa" w:w="2436"/>
+            <w:vAlign w:val="center"/>
+          </w:tcPr>
+          <w:p>
+            <w:pPr>
+              <w:spacing w:line="259" w:lineRule="auto" w:after="20"/>
+              <w:jc w:val="left"/>
+            </w:pPr>
+            <w:r>
+              <w:rPr>
+                <w:rFonts w:ascii="Microsoft YaHei" w:hAnsi="Microsoft YaHei" w:eastAsia="Microsoft YaHei"/>
+                <w:sz w:val="18"/>
+              </w:rPr>
+            </w:r>
+            <w:r>
+              <w:rPr>
+                <w:rFonts w:ascii="Microsoft YaHei" w:hAnsi="Microsoft YaHei" w:eastAsia="Microsoft YaHei"/>
+                <w:b w:val="0"/>
+                <w:sz w:val="18"/>
+              </w:rPr>
+              <w:t>演示容量冲突或重复提交的统一错误响应。</w:t>
+            </w:r>
+          </w:p>
+        </w:tc>
+        <w:tc>
+          <w:tcPr>
+            <w:tcW w:type="dxa" w:w="2436"/>
+            <w:vAlign w:val="center"/>
+          </w:tcPr>
+          <w:p>
+            <w:pPr>
+              <w:spacing w:line="259" w:lineRule="auto" w:after="20"/>
+              <w:jc w:val="left"/>
+            </w:pPr>
+            <w:r>
+              <w:rPr>
+                <w:rFonts w:ascii="Microsoft YaHei" w:hAnsi="Microsoft YaHei" w:eastAsia="Microsoft YaHei"/>
+                <w:sz w:val="18"/>
+              </w:rPr>
+            </w:r>
+            <w:r>
+              <w:rPr>
+                <w:rFonts w:ascii="Microsoft YaHei" w:hAnsi="Microsoft YaHei" w:eastAsia="Microsoft YaHei"/>
+                <w:b w:val="0"/>
+                <w:sz w:val="18"/>
+              </w:rPr>
+              <w:t>code、message、traceId、details</w:t>
             </w:r>
           </w:p>
         </w:tc>
       </w:tr>
     </w:tbl>
-    <w:p/>
+    <w:p>
+      <w:pPr>
+        <w:spacing w:line="269" w:lineRule="auto" w:after="60"/>
+      </w:pPr>
+    </w:p>
     <w:sectPr>
       <w:pgSz w:w="12240" w:h="15840"/>
       <w:pgMar w:top="1134" w:right="1247" w:bottom="1134" w:left="1247" w:header="720" w:footer="720" w:gutter="0"/>

--- a/实验二_软件架构设计与微服务拆分/D2-5_OpenAPI契约文档/examples/_说明.docx
+++ b/实验二_软件架构设计与微服务拆分/D2-5_OpenAPI契约文档/examples/_说明.docx
@@ -13,6 +13,9 @@
         <w:gridCol w:w="4873"/>
       </w:tblGrid>
       <w:tr>
+        <w:trPr>
+          <w:tblHeader w:val="true"/>
+        </w:trPr>
         <w:tc>
           <w:tcPr>
             <w:tcW w:type="dxa" w:w="1701"/>
@@ -231,6 +234,7 @@
             <w:r>
               <w:rPr>
                 <w:rFonts w:ascii="Microsoft YaHei" w:hAnsi="Microsoft YaHei" w:eastAsia="Microsoft YaHei"/>
+                <w:b w:val="0"/>
                 <w:sz w:val="18"/>
               </w:rPr>
               <w:t>戴正宇</w:t>
@@ -286,6 +290,7 @@
             <w:r>
               <w:rPr>
                 <w:rFonts w:ascii="Microsoft YaHei" w:hAnsi="Microsoft YaHei" w:eastAsia="Microsoft YaHei"/>
+                <w:b w:val="0"/>
                 <w:sz w:val="18"/>
               </w:rPr>
               <w:t>2026-05-14</w:t>
@@ -325,6 +330,7 @@
       <w:r>
         <w:rPr>
           <w:rFonts w:ascii="Microsoft YaHei" w:hAnsi="Microsoft YaHei" w:eastAsia="Microsoft YaHei"/>
+          <w:b w:val="0"/>
           <w:sz w:val="21"/>
         </w:rPr>
         <w:t>• 示例覆盖核心写接口、查询接口、隐私授权和统一错误响应，可直接作为接口评审与联调输入。</w:t>
@@ -344,6 +350,9 @@
         <w:gridCol w:w="2436"/>
       </w:tblGrid>
       <w:tr>
+        <w:trPr>
+          <w:tblHeader w:val="true"/>
+        </w:trPr>
         <w:tc>
           <w:tcPr>
             <w:tcW w:type="dxa" w:w="2436"/>
@@ -353,22 +362,41 @@
           <w:p>
             <w:pPr>
               <w:spacing w:line="259" w:lineRule="auto" w:after="20"/>
-              <w:jc w:val="left"/>
             </w:pPr>
             <w:r>
               <w:rPr>
                 <w:rFonts w:ascii="Microsoft YaHei" w:hAnsi="Microsoft YaHei" w:eastAsia="Microsoft YaHei"/>
-                <w:sz w:val="18"/>
+                <w:b w:val="0"/>
+                <w:sz w:val="19"/>
               </w:rPr>
             </w:r>
             <w:r>
               <w:rPr>
                 <w:rFonts w:ascii="Microsoft YaHei" w:hAnsi="Microsoft YaHei" w:eastAsia="Microsoft YaHei"/>
-                <w:b/>
-                <w:color w:val="096841"/>
-                <w:sz w:val="18"/>
+                <w:b w:val="0"/>
+                <w:sz w:val="19"/>
               </w:rPr>
-              <w:t>示例文件</w:t>
+              <w:t>文档说明</w:t>
+            </w:r>
+          </w:p>
+          <w:p>
+            <w:pPr>
+              <w:spacing w:line="259" w:lineRule="auto" w:after="20"/>
+            </w:pPr>
+            <w:r>
+              <w:rPr>
+                <w:rFonts w:ascii="Microsoft YaHei" w:hAnsi="Microsoft YaHei" w:eastAsia="Microsoft YaHei"/>
+                <w:b w:val="0"/>
+                <w:sz w:val="19"/>
+              </w:rPr>
+            </w:r>
+            <w:r>
+              <w:rPr>
+                <w:rFonts w:ascii="Microsoft YaHei" w:hAnsi="Microsoft YaHei" w:eastAsia="Microsoft YaHei"/>
+                <w:b w:val="0"/>
+                <w:sz w:val="19"/>
+              </w:rPr>
+              <w:t>本目录存放典型请求和响应 JSON，用于说明契约字段的真实取值、错误处理和联调场景。示例不是随意样例，而是每个关键接口的最小可评审输入。</w:t>
             </w:r>
           </w:p>
         </w:tc>
@@ -386,6 +414,7 @@
             <w:r>
               <w:rPr>
                 <w:rFonts w:ascii="Microsoft YaHei" w:hAnsi="Microsoft YaHei" w:eastAsia="Microsoft YaHei"/>
+                <w:b w:val="0"/>
                 <w:sz w:val="18"/>
               </w:rPr>
             </w:r>
@@ -414,6 +443,7 @@
             <w:r>
               <w:rPr>
                 <w:rFonts w:ascii="Microsoft YaHei" w:hAnsi="Microsoft YaHei" w:eastAsia="Microsoft YaHei"/>
+                <w:b w:val="0"/>
                 <w:sz w:val="18"/>
               </w:rPr>
             </w:r>
@@ -442,6 +472,7 @@
             <w:r>
               <w:rPr>
                 <w:rFonts w:ascii="Microsoft YaHei" w:hAnsi="Microsoft YaHei" w:eastAsia="Microsoft YaHei"/>
+                <w:b w:val="0"/>
                 <w:sz w:val="18"/>
               </w:rPr>
             </w:r>
@@ -471,6 +502,7 @@
             <w:r>
               <w:rPr>
                 <w:rFonts w:ascii="Microsoft YaHei" w:hAnsi="Microsoft YaHei" w:eastAsia="Microsoft YaHei"/>
+                <w:b w:val="0"/>
                 <w:sz w:val="18"/>
               </w:rPr>
             </w:r>
@@ -497,6 +529,7 @@
             <w:r>
               <w:rPr>
                 <w:rFonts w:ascii="Microsoft YaHei" w:hAnsi="Microsoft YaHei" w:eastAsia="Microsoft YaHei"/>
+                <w:b w:val="0"/>
                 <w:sz w:val="18"/>
               </w:rPr>
             </w:r>
@@ -523,6 +556,7 @@
             <w:r>
               <w:rPr>
                 <w:rFonts w:ascii="Microsoft YaHei" w:hAnsi="Microsoft YaHei" w:eastAsia="Microsoft YaHei"/>
+                <w:b w:val="0"/>
                 <w:sz w:val="18"/>
               </w:rPr>
             </w:r>
@@ -549,6 +583,7 @@
             <w:r>
               <w:rPr>
                 <w:rFonts w:ascii="Microsoft YaHei" w:hAnsi="Microsoft YaHei" w:eastAsia="Microsoft YaHei"/>
+                <w:b w:val="0"/>
                 <w:sz w:val="18"/>
               </w:rPr>
             </w:r>
@@ -577,6 +612,7 @@
             <w:r>
               <w:rPr>
                 <w:rFonts w:ascii="Microsoft YaHei" w:hAnsi="Microsoft YaHei" w:eastAsia="Microsoft YaHei"/>
+                <w:b w:val="0"/>
                 <w:sz w:val="18"/>
               </w:rPr>
             </w:r>
@@ -603,6 +639,7 @@
             <w:r>
               <w:rPr>
                 <w:rFonts w:ascii="Microsoft YaHei" w:hAnsi="Microsoft YaHei" w:eastAsia="Microsoft YaHei"/>
+                <w:b w:val="0"/>
                 <w:sz w:val="18"/>
               </w:rPr>
             </w:r>
@@ -629,6 +666,7 @@
             <w:r>
               <w:rPr>
                 <w:rFonts w:ascii="Microsoft YaHei" w:hAnsi="Microsoft YaHei" w:eastAsia="Microsoft YaHei"/>
+                <w:b w:val="0"/>
                 <w:sz w:val="18"/>
               </w:rPr>
             </w:r>
@@ -655,6 +693,7 @@
             <w:r>
               <w:rPr>
                 <w:rFonts w:ascii="Microsoft YaHei" w:hAnsi="Microsoft YaHei" w:eastAsia="Microsoft YaHei"/>
+                <w:b w:val="0"/>
                 <w:sz w:val="18"/>
               </w:rPr>
             </w:r>
@@ -683,6 +722,7 @@
             <w:r>
               <w:rPr>
                 <w:rFonts w:ascii="Microsoft YaHei" w:hAnsi="Microsoft YaHei" w:eastAsia="Microsoft YaHei"/>
+                <w:b w:val="0"/>
                 <w:sz w:val="18"/>
               </w:rPr>
             </w:r>
@@ -709,6 +749,7 @@
             <w:r>
               <w:rPr>
                 <w:rFonts w:ascii="Microsoft YaHei" w:hAnsi="Microsoft YaHei" w:eastAsia="Microsoft YaHei"/>
+                <w:b w:val="0"/>
                 <w:sz w:val="18"/>
               </w:rPr>
             </w:r>
@@ -735,6 +776,7 @@
             <w:r>
               <w:rPr>
                 <w:rFonts w:ascii="Microsoft YaHei" w:hAnsi="Microsoft YaHei" w:eastAsia="Microsoft YaHei"/>
+                <w:b w:val="0"/>
                 <w:sz w:val="18"/>
               </w:rPr>
             </w:r>
@@ -761,6 +803,7 @@
             <w:r>
               <w:rPr>
                 <w:rFonts w:ascii="Microsoft YaHei" w:hAnsi="Microsoft YaHei" w:eastAsia="Microsoft YaHei"/>
+                <w:b w:val="0"/>
                 <w:sz w:val="18"/>
               </w:rPr>
             </w:r>
@@ -789,6 +832,7 @@
             <w:r>
               <w:rPr>
                 <w:rFonts w:ascii="Microsoft YaHei" w:hAnsi="Microsoft YaHei" w:eastAsia="Microsoft YaHei"/>
+                <w:b w:val="0"/>
                 <w:sz w:val="18"/>
               </w:rPr>
             </w:r>
@@ -815,6 +859,7 @@
             <w:r>
               <w:rPr>
                 <w:rFonts w:ascii="Microsoft YaHei" w:hAnsi="Microsoft YaHei" w:eastAsia="Microsoft YaHei"/>
+                <w:b w:val="0"/>
                 <w:sz w:val="18"/>
               </w:rPr>
             </w:r>
@@ -841,6 +886,7 @@
             <w:r>
               <w:rPr>
                 <w:rFonts w:ascii="Microsoft YaHei" w:hAnsi="Microsoft YaHei" w:eastAsia="Microsoft YaHei"/>
+                <w:b w:val="0"/>
                 <w:sz w:val="18"/>
               </w:rPr>
             </w:r>
@@ -867,6 +913,7 @@
             <w:r>
               <w:rPr>
                 <w:rFonts w:ascii="Microsoft YaHei" w:hAnsi="Microsoft YaHei" w:eastAsia="Microsoft YaHei"/>
+                <w:b w:val="0"/>
                 <w:sz w:val="18"/>
               </w:rPr>
             </w:r>
@@ -895,6 +942,7 @@
             <w:r>
               <w:rPr>
                 <w:rFonts w:ascii="Microsoft YaHei" w:hAnsi="Microsoft YaHei" w:eastAsia="Microsoft YaHei"/>
+                <w:b w:val="0"/>
                 <w:sz w:val="18"/>
               </w:rPr>
             </w:r>
@@ -921,6 +969,7 @@
             <w:r>
               <w:rPr>
                 <w:rFonts w:ascii="Microsoft YaHei" w:hAnsi="Microsoft YaHei" w:eastAsia="Microsoft YaHei"/>
+                <w:b w:val="0"/>
                 <w:sz w:val="18"/>
               </w:rPr>
             </w:r>
@@ -947,6 +996,7 @@
             <w:r>
               <w:rPr>
                 <w:rFonts w:ascii="Microsoft YaHei" w:hAnsi="Microsoft YaHei" w:eastAsia="Microsoft YaHei"/>
+                <w:b w:val="0"/>
                 <w:sz w:val="18"/>
               </w:rPr>
             </w:r>
@@ -973,6 +1023,7 @@
             <w:r>
               <w:rPr>
                 <w:rFonts w:ascii="Microsoft YaHei" w:hAnsi="Microsoft YaHei" w:eastAsia="Microsoft YaHei"/>
+                <w:b w:val="0"/>
                 <w:sz w:val="18"/>
               </w:rPr>
             </w:r>
@@ -1001,6 +1052,7 @@
             <w:r>
               <w:rPr>
                 <w:rFonts w:ascii="Microsoft YaHei" w:hAnsi="Microsoft YaHei" w:eastAsia="Microsoft YaHei"/>
+                <w:b w:val="0"/>
                 <w:sz w:val="18"/>
               </w:rPr>
             </w:r>
@@ -1027,6 +1079,7 @@
             <w:r>
               <w:rPr>
                 <w:rFonts w:ascii="Microsoft YaHei" w:hAnsi="Microsoft YaHei" w:eastAsia="Microsoft YaHei"/>
+                <w:b w:val="0"/>
                 <w:sz w:val="18"/>
               </w:rPr>
             </w:r>
@@ -1053,6 +1106,7 @@
             <w:r>
               <w:rPr>
                 <w:rFonts w:ascii="Microsoft YaHei" w:hAnsi="Microsoft YaHei" w:eastAsia="Microsoft YaHei"/>
+                <w:b w:val="0"/>
                 <w:sz w:val="18"/>
               </w:rPr>
             </w:r>
@@ -1079,6 +1133,7 @@
             <w:r>
               <w:rPr>
                 <w:rFonts w:ascii="Microsoft YaHei" w:hAnsi="Microsoft YaHei" w:eastAsia="Microsoft YaHei"/>
+                <w:b w:val="0"/>
                 <w:sz w:val="18"/>
               </w:rPr>
             </w:r>
@@ -1089,6 +1144,414 @@
                 <w:sz w:val="18"/>
               </w:rPr>
               <w:t>code、message、traceId、details</w:t>
+            </w:r>
+          </w:p>
+        </w:tc>
+      </w:tr>
+    </w:tbl>
+    <w:p>
+      <w:pPr>
+        <w:spacing w:line="269" w:lineRule="auto" w:after="60"/>
+      </w:pPr>
+    </w:p>
+    <w:p>
+      <w:pPr>
+        <w:spacing w:line="269" w:lineRule="auto" w:after="60" w:before="200"/>
+      </w:pPr>
+      <w:r>
+        <w:rPr>
+          <w:rFonts w:ascii="Microsoft YaHei" w:hAnsi="Microsoft YaHei" w:eastAsia="Microsoft YaHei"/>
+          <w:b w:val="0"/>
+          <w:sz w:val="21"/>
+        </w:rPr>
+      </w:r>
+      <w:r>
+        <w:rPr>
+          <w:rFonts w:ascii="Microsoft YaHei" w:hAnsi="Microsoft YaHei" w:eastAsia="Microsoft YaHei"/>
+          <w:b/>
+          <w:color w:val="007046"/>
+          <w:sz w:val="27"/>
+        </w:rPr>
+        <w:t>示例数据补充说明</w:t>
+      </w:r>
+    </w:p>
+    <w:p>
+      <w:pPr>
+        <w:spacing w:line="269" w:lineRule="auto" w:after="60"/>
+      </w:pPr>
+      <w:r>
+        <w:rPr>
+          <w:rFonts w:ascii="Microsoft YaHei" w:hAnsi="Microsoft YaHei" w:eastAsia="Microsoft YaHei"/>
+          <w:b w:val="0"/>
+          <w:sz w:val="21"/>
+        </w:rPr>
+      </w:r>
+      <w:r>
+        <w:rPr>
+          <w:rFonts w:ascii="Microsoft YaHei" w:hAnsi="Microsoft YaHei" w:eastAsia="Microsoft YaHei"/>
+          <w:b w:val="0"/>
+          <w:sz w:val="21"/>
+        </w:rPr>
+        <w:t>请求示例用于验证必填字段、字段类型、枚举值和业务约束是否清晰。响应示例用于验证状态码、业务状态、traceId、错误码和脱敏字段是否符合契约。</w:t>
+      </w:r>
+    </w:p>
+    <w:p>
+      <w:pPr>
+        <w:spacing w:line="269" w:lineRule="auto" w:after="60"/>
+      </w:pPr>
+      <w:r>
+        <w:rPr>
+          <w:rFonts w:ascii="Microsoft YaHei" w:hAnsi="Microsoft YaHei" w:eastAsia="Microsoft YaHei"/>
+          <w:b w:val="0"/>
+          <w:sz w:val="21"/>
+        </w:rPr>
+      </w:r>
+      <w:r>
+        <w:rPr>
+          <w:rFonts w:ascii="Microsoft YaHei" w:hAnsi="Microsoft YaHei" w:eastAsia="Microsoft YaHei"/>
+          <w:b w:val="0"/>
+          <w:sz w:val="21"/>
+        </w:rPr>
+        <w:t>示例文件应覆盖正常场景、边界场景和异常场景。例如创建预约需要同时说明成功返回、容量冲突、重复提交和支付待确认；会员授权需要说明授权、撤回和数据导出的差异。</w:t>
+      </w:r>
+    </w:p>
+    <w:tbl>
+      <w:tblPr>
+        <w:tblStyle w:val="TableGrid"/>
+        <w:tblW w:type="auto" w:w="0"/>
+        <w:jc w:val="center"/>
+        <w:tblLook w:firstColumn="1" w:firstRow="1" w:lastColumn="0" w:lastRow="0" w:noHBand="0" w:noVBand="1" w:val="04A0"/>
+      </w:tblPr>
+      <w:tblGrid>
+        <w:gridCol w:w="3249"/>
+        <w:gridCol w:w="3249"/>
+        <w:gridCol w:w="3249"/>
+      </w:tblGrid>
+      <w:tr>
+        <w:trPr>
+          <w:tblHeader w:val="true"/>
+        </w:trPr>
+        <w:tc>
+          <w:tcPr>
+            <w:tcW w:type="dxa" w:w="3249"/>
+            <w:vAlign w:val="center"/>
+            <w:shd w:fill="EAF6EF"/>
+          </w:tcPr>
+          <w:p>
+            <w:pPr>
+              <w:spacing w:line="259" w:lineRule="auto" w:after="20"/>
+            </w:pPr>
+            <w:r>
+              <w:rPr>
+                <w:rFonts w:ascii="Microsoft YaHei" w:hAnsi="Microsoft YaHei" w:eastAsia="Microsoft YaHei"/>
+                <w:b w:val="0"/>
+                <w:sz w:val="19"/>
+              </w:rPr>
+            </w:r>
+            <w:r>
+              <w:rPr>
+                <w:rFonts w:ascii="Microsoft YaHei" w:hAnsi="Microsoft YaHei" w:eastAsia="Microsoft YaHei"/>
+                <w:b/>
+                <w:color w:val="007046"/>
+                <w:sz w:val="19"/>
+              </w:rPr>
+              <w:t>示例类型</w:t>
+            </w:r>
+          </w:p>
+        </w:tc>
+        <w:tc>
+          <w:tcPr>
+            <w:tcW w:type="dxa" w:w="3249"/>
+            <w:vAlign w:val="center"/>
+            <w:shd w:fill="EAF6EF"/>
+          </w:tcPr>
+          <w:p>
+            <w:pPr>
+              <w:spacing w:line="259" w:lineRule="auto" w:after="20"/>
+            </w:pPr>
+            <w:r>
+              <w:rPr>
+                <w:rFonts w:ascii="Microsoft YaHei" w:hAnsi="Microsoft YaHei" w:eastAsia="Microsoft YaHei"/>
+                <w:b w:val="0"/>
+                <w:sz w:val="19"/>
+              </w:rPr>
+            </w:r>
+            <w:r>
+              <w:rPr>
+                <w:rFonts w:ascii="Microsoft YaHei" w:hAnsi="Microsoft YaHei" w:eastAsia="Microsoft YaHei"/>
+                <w:b/>
+                <w:color w:val="007046"/>
+                <w:sz w:val="19"/>
+              </w:rPr>
+              <w:t>检查重点</w:t>
+            </w:r>
+          </w:p>
+        </w:tc>
+        <w:tc>
+          <w:tcPr>
+            <w:tcW w:type="dxa" w:w="3249"/>
+            <w:vAlign w:val="center"/>
+            <w:shd w:fill="EAF6EF"/>
+          </w:tcPr>
+          <w:p>
+            <w:pPr>
+              <w:spacing w:line="259" w:lineRule="auto" w:after="20"/>
+            </w:pPr>
+            <w:r>
+              <w:rPr>
+                <w:rFonts w:ascii="Microsoft YaHei" w:hAnsi="Microsoft YaHei" w:eastAsia="Microsoft YaHei"/>
+                <w:b w:val="0"/>
+                <w:sz w:val="19"/>
+              </w:rPr>
+            </w:r>
+            <w:r>
+              <w:rPr>
+                <w:rFonts w:ascii="Microsoft YaHei" w:hAnsi="Microsoft YaHei" w:eastAsia="Microsoft YaHei"/>
+                <w:b/>
+                <w:color w:val="007046"/>
+                <w:sz w:val="19"/>
+              </w:rPr>
+              <w:t>使用方式</w:t>
+            </w:r>
+          </w:p>
+        </w:tc>
+      </w:tr>
+      <w:tr>
+        <w:tc>
+          <w:tcPr>
+            <w:tcW w:type="dxa" w:w="3249"/>
+            <w:vAlign w:val="center"/>
+          </w:tcPr>
+          <w:p>
+            <w:pPr>
+              <w:spacing w:line="259" w:lineRule="auto" w:after="20"/>
+            </w:pPr>
+            <w:r>
+              <w:rPr>
+                <w:rFonts w:ascii="Microsoft YaHei" w:hAnsi="Microsoft YaHei" w:eastAsia="Microsoft YaHei"/>
+                <w:b w:val="0"/>
+                <w:sz w:val="19"/>
+              </w:rPr>
+            </w:r>
+            <w:r>
+              <w:rPr>
+                <w:rFonts w:ascii="Microsoft YaHei" w:hAnsi="Microsoft YaHei" w:eastAsia="Microsoft YaHei"/>
+                <w:b w:val="0"/>
+                <w:sz w:val="18"/>
+              </w:rPr>
+              <w:t>成功请求/响应</w:t>
+            </w:r>
+          </w:p>
+        </w:tc>
+        <w:tc>
+          <w:tcPr>
+            <w:tcW w:type="dxa" w:w="3249"/>
+            <w:vAlign w:val="center"/>
+          </w:tcPr>
+          <w:p>
+            <w:pPr>
+              <w:spacing w:line="259" w:lineRule="auto" w:after="20"/>
+            </w:pPr>
+            <w:r>
+              <w:rPr>
+                <w:rFonts w:ascii="Microsoft YaHei" w:hAnsi="Microsoft YaHei" w:eastAsia="Microsoft YaHei"/>
+                <w:b w:val="0"/>
+                <w:sz w:val="19"/>
+              </w:rPr>
+            </w:r>
+            <w:r>
+              <w:rPr>
+                <w:rFonts w:ascii="Microsoft YaHei" w:hAnsi="Microsoft YaHei" w:eastAsia="Microsoft YaHei"/>
+                <w:b w:val="0"/>
+                <w:sz w:val="18"/>
+              </w:rPr>
+              <w:t>字段完整、枚举合法、状态机可解释。</w:t>
+            </w:r>
+          </w:p>
+        </w:tc>
+        <w:tc>
+          <w:tcPr>
+            <w:tcW w:type="dxa" w:w="3249"/>
+            <w:vAlign w:val="center"/>
+          </w:tcPr>
+          <w:p>
+            <w:pPr>
+              <w:spacing w:line="259" w:lineRule="auto" w:after="20"/>
+            </w:pPr>
+            <w:r>
+              <w:rPr>
+                <w:rFonts w:ascii="Microsoft YaHei" w:hAnsi="Microsoft YaHei" w:eastAsia="Microsoft YaHei"/>
+                <w:b w:val="0"/>
+                <w:sz w:val="19"/>
+              </w:rPr>
+            </w:r>
+            <w:r>
+              <w:rPr>
+                <w:rFonts w:ascii="Microsoft YaHei" w:hAnsi="Microsoft YaHei" w:eastAsia="Microsoft YaHei"/>
+                <w:b w:val="0"/>
+                <w:sz w:val="18"/>
+              </w:rPr>
+              <w:t>作为联调和测试基线。</w:t>
+            </w:r>
+          </w:p>
+        </w:tc>
+      </w:tr>
+      <w:tr>
+        <w:tc>
+          <w:tcPr>
+            <w:tcW w:type="dxa" w:w="3249"/>
+            <w:vAlign w:val="center"/>
+          </w:tcPr>
+          <w:p>
+            <w:pPr>
+              <w:spacing w:line="259" w:lineRule="auto" w:after="20"/>
+            </w:pPr>
+            <w:r>
+              <w:rPr>
+                <w:rFonts w:ascii="Microsoft YaHei" w:hAnsi="Microsoft YaHei" w:eastAsia="Microsoft YaHei"/>
+                <w:b w:val="0"/>
+                <w:sz w:val="19"/>
+              </w:rPr>
+            </w:r>
+            <w:r>
+              <w:rPr>
+                <w:rFonts w:ascii="Microsoft YaHei" w:hAnsi="Microsoft YaHei" w:eastAsia="Microsoft YaHei"/>
+                <w:b w:val="0"/>
+                <w:sz w:val="18"/>
+              </w:rPr>
+              <w:t>错误响应</w:t>
+            </w:r>
+          </w:p>
+        </w:tc>
+        <w:tc>
+          <w:tcPr>
+            <w:tcW w:type="dxa" w:w="3249"/>
+            <w:vAlign w:val="center"/>
+          </w:tcPr>
+          <w:p>
+            <w:pPr>
+              <w:spacing w:line="259" w:lineRule="auto" w:after="20"/>
+            </w:pPr>
+            <w:r>
+              <w:rPr>
+                <w:rFonts w:ascii="Microsoft YaHei" w:hAnsi="Microsoft YaHei" w:eastAsia="Microsoft YaHei"/>
+                <w:b w:val="0"/>
+                <w:sz w:val="19"/>
+              </w:rPr>
+            </w:r>
+            <w:r>
+              <w:rPr>
+                <w:rFonts w:ascii="Microsoft YaHei" w:hAnsi="Microsoft YaHei" w:eastAsia="Microsoft YaHei"/>
+                <w:b w:val="0"/>
+                <w:sz w:val="18"/>
+              </w:rPr>
+              <w:t>错误码、message、traceId、details 结构统一。</w:t>
+            </w:r>
+          </w:p>
+        </w:tc>
+        <w:tc>
+          <w:tcPr>
+            <w:tcW w:type="dxa" w:w="3249"/>
+            <w:vAlign w:val="center"/>
+          </w:tcPr>
+          <w:p>
+            <w:pPr>
+              <w:spacing w:line="259" w:lineRule="auto" w:after="20"/>
+            </w:pPr>
+            <w:r>
+              <w:rPr>
+                <w:rFonts w:ascii="Microsoft YaHei" w:hAnsi="Microsoft YaHei" w:eastAsia="Microsoft YaHei"/>
+                <w:b w:val="0"/>
+                <w:sz w:val="19"/>
+              </w:rPr>
+            </w:r>
+            <w:r>
+              <w:rPr>
+                <w:rFonts w:ascii="Microsoft YaHei" w:hAnsi="Microsoft YaHei" w:eastAsia="Microsoft YaHei"/>
+                <w:b w:val="0"/>
+                <w:sz w:val="18"/>
+              </w:rPr>
+              <w:t>用于前端提示和自动化测试。</w:t>
+            </w:r>
+          </w:p>
+        </w:tc>
+      </w:tr>
+      <w:tr>
+        <w:tc>
+          <w:tcPr>
+            <w:tcW w:type="dxa" w:w="3249"/>
+            <w:vAlign w:val="center"/>
+          </w:tcPr>
+          <w:p>
+            <w:pPr>
+              <w:spacing w:line="259" w:lineRule="auto" w:after="20"/>
+            </w:pPr>
+            <w:r>
+              <w:rPr>
+                <w:rFonts w:ascii="Microsoft YaHei" w:hAnsi="Microsoft YaHei" w:eastAsia="Microsoft YaHei"/>
+                <w:b w:val="0"/>
+                <w:sz w:val="19"/>
+              </w:rPr>
+            </w:r>
+            <w:r>
+              <w:rPr>
+                <w:rFonts w:ascii="Microsoft YaHei" w:hAnsi="Microsoft YaHei" w:eastAsia="Microsoft YaHei"/>
+                <w:b w:val="0"/>
+                <w:sz w:val="18"/>
+              </w:rPr>
+              <w:t>隐私相关示例</w:t>
+            </w:r>
+          </w:p>
+        </w:tc>
+        <w:tc>
+          <w:tcPr>
+            <w:tcW w:type="dxa" w:w="3249"/>
+            <w:vAlign w:val="center"/>
+          </w:tcPr>
+          <w:p>
+            <w:pPr>
+              <w:spacing w:line="259" w:lineRule="auto" w:after="20"/>
+            </w:pPr>
+            <w:r>
+              <w:rPr>
+                <w:rFonts w:ascii="Microsoft YaHei" w:hAnsi="Microsoft YaHei" w:eastAsia="Microsoft YaHei"/>
+                <w:b w:val="0"/>
+                <w:sz w:val="19"/>
+              </w:rPr>
+            </w:r>
+            <w:r>
+              <w:rPr>
+                <w:rFonts w:ascii="Microsoft YaHei" w:hAnsi="Microsoft YaHei" w:eastAsia="Microsoft YaHei"/>
+                <w:b w:val="0"/>
+                <w:sz w:val="18"/>
+              </w:rPr>
+              <w:t>手机号、授权状态、删除/导出字段不泄露敏感原文。</w:t>
+            </w:r>
+          </w:p>
+        </w:tc>
+        <w:tc>
+          <w:tcPr>
+            <w:tcW w:type="dxa" w:w="3249"/>
+            <w:vAlign w:val="center"/>
+          </w:tcPr>
+          <w:p>
+            <w:pPr>
+              <w:spacing w:line="259" w:lineRule="auto" w:after="20"/>
+            </w:pPr>
+            <w:r>
+              <w:rPr>
+                <w:rFonts w:ascii="Microsoft YaHei" w:hAnsi="Microsoft YaHei" w:eastAsia="Microsoft YaHei"/>
+                <w:b w:val="0"/>
+                <w:sz w:val="19"/>
+              </w:rPr>
+            </w:r>
+            <w:r>
+              <w:rPr>
+                <w:rFonts w:ascii="Microsoft YaHei" w:hAnsi="Microsoft YaHei" w:eastAsia="Microsoft YaHei"/>
+                <w:b w:val="0"/>
+                <w:sz w:val="18"/>
+              </w:rPr>
+              <w:t>用于安全和合规评审。</w:t>
             </w:r>
           </w:p>
         </w:tc>
